--- a/DBTUNING/ch31_SGA튜닝1_버퍼캐시_리두버퍼/ch31_실습문제_추가서술형.docx
+++ b/DBTUNING/ch31_SGA튜닝1_버퍼캐시_리두버퍼/ch31_실습문제_추가서술형.docx
@@ -7,7 +7,7 @@
         <w:pStyle w:val="Heading1"/>
       </w:pPr>
       <w:r>
-        <w:t>제17장  SGA 튜닝 ① 버퍼 캐시와 리두 로그 버퍼 — 추가 실습문제 (서술형·문제해결형·진단절차형)</w:t>
+        <w:t>제ch31  SGA 튜닝 ① 버퍼 캐시와 리두 로그 버퍼 — 추가 실습문제 (서술형·문제해결형·진단절차형)</w:t>
       </w:r>
     </w:p>
     <w:p>
@@ -318,7 +318,7 @@
           <w:b w:val="0"/>
           <w:sz w:val="21"/>
         </w:rPr>
-        <w:t>[추가-08] 이 장이 강조하는 '히트율 신앙 경계'가 1장의 세 가지 경계와 어떻게 연결되는지 설명하라.</w:t>
+        <w:t>[추가-08] 이 장이 강조하는 '히트율 신앙 경계'가 ch15의 세 가지 경계와 어떻게 연결되는지 설명하라.</w:t>
       </w:r>
     </w:p>
     <w:p>

--- a/DBTUNING/ch31_SGA튜닝1_버퍼캐시_리두버퍼/ch31_실습문제_추가서술형.docx
+++ b/DBTUNING/ch31_SGA튜닝1_버퍼캐시_리두버퍼/ch31_실습문제_추가서술형.docx
@@ -7,7 +7,7 @@
         <w:pStyle w:val="Heading1"/>
       </w:pPr>
       <w:r>
-        <w:t>제ch31  SGA 튜닝 ① 버퍼 캐시와 리두 로그 버퍼 — 추가 실습문제 (서술형·문제해결형·진단절차형)</w:t>
+        <w:t>ch31  SGA 튜닝 ① 버퍼 캐시와 리두 로그 버퍼 — 추가 실습문제 (서술형·문제해결형·진단절차형)</w:t>
       </w:r>
     </w:p>
     <w:p>
